--- a/docs/sales/cases/2026-10-29-eic-workspaces-poa/EIC-POA-three-forms-REVIEW-ONLY-not-for-client.docx
+++ b/docs/sales/cases/2026-10-29-eic-workspaces-poa/EIC-POA-three-forms-REVIEW-ONLY-not-for-client.docx
@@ -104,7 +104,7 @@
           <w:sz w:val="24"/>
           <w:rtl/>
         </w:rPr>
-        <w:t>الدكتور/ باهر بكر مقنص، [الجنسية: ●]، يحمل [الهوية/جواز السفر] رقم [●]، وتاريخ ميلاده [●] (ويُشار إليه فيما يلي بـ «الوكيل»)،</w:t>
+        <w:t>الأستاذ/ باهر بكر مقنص، [الجنسية: ●]، يحمل [الهوية/جواز السفر] رقم [●]، وتاريخ ميلاده [●] (ويُشار إليه فيما يلي بـ «الوكيل»)،</w:t>
       </w:r>
     </w:p>
     <w:p>
@@ -681,7 +681,7 @@
           <w:sz w:val="24"/>
           <w:rtl/>
         </w:rPr>
-        <w:t>وقد وكّلت الدكتور/ باهر بكر مقنص، [الجنسية: ●]، [الهوية/جواز السفر] رقم [●]، وتاريخ ميلاده [●] (الوكيل)، ليباشر منفرداً، دون الرجوع إلى الموكِّلة أو مدير الشركة أو مالكها، مراجعة جميع الجهات المبينة أدناه والتصرف نيابة عن الشركة في كل ما يتعلق بأعمالها وتراخيصها، على الوجه الآتي:</w:t>
+        <w:t>وقد وكّلت الأستاذ/ باهر بكر مقنص، [الجنسية: ●]، [الهوية/جواز السفر] رقم [●]، وتاريخ ميلاده [●] (الوكيل)، ليباشر منفرداً، دون الرجوع إلى الموكِّلة أو مدير الشركة أو مالكها، مراجعة جميع الجهات المبينة أدناه والتصرف نيابة عن الشركة في كل ما يتعلق بأعمالها وتراخيصها، على الوجه الآتي:</w:t>
       </w:r>
     </w:p>
     <w:p>
@@ -1277,7 +1277,7 @@
           <w:sz w:val="24"/>
           <w:rtl/>
         </w:rPr>
-        <w:t>وقد وكّلت الدكتور/ باهر بكر مقنص، [الجنسية: ●]، [الهوية/جواز السفر] رقم [●]، وتاريخ ميلاده [●] (الوكيل)، وكالة خاصة شاملة بالنيابة عنها وعن الشركة، يباشرها منفرداً دون الرجوع إلى الموكِّلة أو إلى مدير الشركة أو مالكها أو أي جهة أخرى، ويجوز له بموجبها القيام بكل شيء للشركة في الأمور المبيّنة أدناه، وذلك على الوجه الآتي:</w:t>
+        <w:t>وقد وكّلت الأستاذ/ باهر بكر مقنص، [الجنسية: ●]، [الهوية/جواز السفر] رقم [●]، وتاريخ ميلاده [●] (الوكيل)، وكالة خاصة شاملة بالنيابة عنها وعن الشركة، يباشرها منفرداً دون الرجوع إلى الموكِّلة أو إلى مدير الشركة أو مالكها أو أي جهة أخرى، ويجوز له بموجبها القيام بكل شيء للشركة في الأمور المبيّنة أدناه، وذلك على الوجه الآتي:</w:t>
       </w:r>
     </w:p>
     <w:p>
